--- a/Web/Documentations/01_Cahier_des_charges/Cahier_des_charges_FinTrack_V2.2.docx
+++ b/Web/Documentations/01_Cahier_des_charges/Cahier_des_charges_FinTrack_V2.2.docx
@@ -6507,7 +6507,7 @@
         <w:spacing w:after="60"/>
       </w:pPr>
       <w:r>
-        <w:t xml:space="preserve">Points encore ouverts du document des cas d’utilisation : P-02 à P-04, P-06, P-08 à P-11.</w:t>
+        <w:t xml:space="preserve">Points encore ouverts du document des cas d’utilisation : P-02, P-03, P-06, P-11.</w:t>
       </w:r>
     </w:p>
     <w:p>
